--- a/drafts/Aaapurti_Writ_1_AirCargo_SIIB.docx
+++ b/drafts/Aaapurti_Writ_1_AirCargo_SIIB.docx
@@ -482,7 +482,18 @@
         <w:rPr>
           <w:b w:val="0"/>
         </w:rPr>
-        <w:t>(f) pass such further or other order or orders as this Hon'ble Court may deem fit and proper in the facts and circumstances of the case and thus render justice.</w:t>
+        <w:t>(f) in the further alternative, directing the Respondents that the said goods shall not be held otherwise than in accordance with law, and that if they are neither released nor seized under Section 110 of the Customs Act, 1962, they be dealt with only under Section 49 of the said Act read with Circular No. 84/95-Cus. dated 25.07.1995, without any liability for detention, demurrage or warehousing charges being cast upon the Petitioner; and</w:t>
+      </w:r>
+    </w:p>
+    <w:p>
+      <w:pPr>
+        <w:jc w:val="both"/>
+      </w:pPr>
+      <w:r>
+        <w:rPr>
+          <w:b w:val="0"/>
+        </w:rPr>
+        <w:t>(g) pass such further or other order or orders as this Hon'ble Court may deem fit and proper in the facts and circumstances of the case and thus render justice.</w:t>
       </w:r>
     </w:p>
     <w:p/>
@@ -2428,7 +2439,7 @@
         <w:rPr>
           <w:b w:val="0"/>
         </w:rPr>
-        <w:t>1.  The detention is without authority of law. The Customs Act, 1962 contains no power of indefinite "detention" of goods de hors Section 110. If the proper officer has reason to believe that the goods are liable to confiscation, he must seize them under Section 110(1) and record and communicate the grounds; where goods cannot be conveniently removed, an order under Section 110(1A)/(1B) or the second proviso must be passed and served. The Respondents have done neither. A detention that is neither a seizure nor supported by any written order is an executive act without statutory sanction and is liable to be struck down. It has been held that there is no provision in the Customs Act, 1962 for the detention of imported goods, and that the Department cannot, under the garb of detention, avoid the consequences that flow from a seizure: Jatinder Kumar Sachdeva v. Union of India, W.P.(C) No. 1492 of 2016, order of the High Court of Delhi dated 08.12.2016 (reported as [2017] 77 taxmann.com 50); Exim Incorporation v. Union of India, W.P. No. 1898 of 2020, judgment of the High Court of Judicature at Bombay dated 09.12.2020, where a Division Bench held the very first illegality to be that the authorities had detained the goods without effecting a seizure; and M/s. Om Udyog v. Union of India, High Court of Punjab and Haryana, order dated 14.05.2010.</w:t>
+        <w:t>1.  The detention is without authority of law. The Customs Act, 1962 contains no power of indefinite "detention" of goods de hors Section 110. If the proper officer has reason to believe that the goods are liable to confiscation, he must seize them under Section 110(1) and record and communicate the grounds; where goods cannot be conveniently removed, an order under Section 110(1A)/(1B) or the second proviso must be passed and served. The Respondents have done neither. A detention that is neither a seizure nor supported by any written order is an executive act without statutory sanction and is liable to be struck down. It has been held that there is no provision in the Customs Act, 1962 for the detention of imported goods, and that the Department cannot, under the garb of detention, avoid the consequences that flow from a seizure: Jatinder Kumar Sachdeva v. Union of India, W.P.(C) No. 1492 of 2016, order of the High Court of Delhi dated 08.12.2016 (reported as [2017] 77 taxmann.com 50); Exim Incorporation v. Union of India, W.P. No. 1898 of 2020, judgment of the High Court of Judicature at Bombay dated 09.12.2020, where a Division Bench held the very first illegality to be that the authorities had detained the goods without effecting a seizure; and M/s. Om Udyog v. Union of India, High Court of Punjab and Haryana, order dated 14.05.2010. In Exim Incorporation the Division Bench recorded that "We have carefully perused the provisions of the Customs Act but we could not come across any such provision authorizing detention of goods", that even on the Department's own understanding of its Central Apprising Manual "detention would be at a stage post seizure. First there has to be seizure of the goods only whereafter the goods can be detained. In the instant case, admittedly there is no seizure. Therefore, there can be no detention", that "Detention cannot be taken resort to or the customs authorities cannot take the plea of detention to avoid consequences of seizure under sub section (2) of section 110 of the Customs Act", and that "First illegality is they have detained the goods without affecting seizure." The Division Bench further adverted to Section 47 and held that although clearance "may take some time but certainly the goods cannot be detained for an indefinite period in the name of verification", and, following Om Udyog v. Union of India, 2010 (254) E.L.T. 547 (P&amp;H) (DB), that "no authority can plead unlimited power of non-clearance for its own incompetence as a justification beyond reasonable period" and that officers "are not immune from accountability against abuse of power by detaining goods for indefinite period". The consignment there was directed to be released forthwith and in any event within two weeks. The same reasoning applies with greater force here, where nothing whatsoever is in writing.</w:t>
       </w:r>
     </w:p>
     <w:p>
@@ -2500,7 +2511,7 @@
         <w:rPr>
           <w:b w:val="0"/>
         </w:rPr>
-        <w:t>7.  The action is in breach of binding instructions of the Central Board of Indirect Taxes and Customs. Circular No. 84/95-Cus directs that long detentions of imported cargo are to be avoided by all Customs authorities "including Intelligence and enforcement authorities", and that where detention is unavoidable the cargo be moved to a warehouse under Section 49. Circular No. 01/2011-Cus dated 04.01.2011, in paragraph 4, records that where goods are detained for the purpose of tests "the endeavour should be to quickly undertake the necessary action (test / enquiry etc.) ... so that the period of detention is kept to the minimum". Circular No. 30/2013-Cus reiterates that instruction and requires continued detention beyond three days to be brought to the notice of the Commissioner of Customs. Circular No. 30/2017-Cus, issued to give effect to Articles 5.3.1 and 5.3.3 of the WTO Trade Facilitation Agreement, mandates that the results of all test reports, adverse or otherwise, be communicated to the importer immediately on receipt, confers a right of re-test, and requires that where fresh samples are drawn "such sampling should be done in the presence of the importer or his representative". Circular No. 43/2017-Cus requires the standard sampling technique prescribed by the concerned laboratory to be followed. Each of these instructions has been breached. Departmental circulars are binding upon the Revenue and the Respondents cannot act in defiance of them.</w:t>
+        <w:t>7.  The action is in breach of binding instructions of the Central Board of Indirect Taxes and Customs. Circular No. 84/95-Cus directs that long detentions of imported cargo are to be avoided by all Customs authorities "including Intelligence and enforcement authorities", and that where detention is unavoidable the cargo be moved to a warehouse under Section 49. Circular No. 01/2011-Cus. dated 04.01.2011 (F. No. 401/179/2009-Cus.III), which although issued in terms of goods entered for exportation was applied by this Hon'ble Court in M/s. J.K. Exim v. Principal Commissioner of Customs, W.P. No. 36866 of 2016, records in paragraph 4 the governing principle that "Seizure should be resorted to only when the Customs officers have a reason to believe that the goods in question are liable to confiscation under the Customs Act, 1962 and thereafter the provisions of Section 110A of the Customs Act, 1962 would come into play", that where "the goods are to be detained for purpose of tests etc. to confirm the declaration ... the endeavour should be to quickly undertake the necessary action (test / enquiry etc.) and take appropriate legal action thereafter so that the period of detention is kept to the minimum", and, in paragraph 4(d), that goods detained for the purpose of tests "must be dealt with on priority" and that continued detention "in excess of 3 days must be brought to the notice of the Commissioner of Customs, who will safeguard the interest of the genuine exporters as well as the revenue". Circular No. 30/2013-Cus reiterates that instruction and requires continued detention beyond three days to be brought to the notice of the Commissioner of Customs. Circular No. 30/2017-Cus, issued to give effect to Articles 5.3.1 and 5.3.3 of the WTO Trade Facilitation Agreement, mandates that the results of all test reports, adverse or otherwise, be communicated to the importer immediately on receipt, confers a right of re-test, and requires that where fresh samples are drawn "such sampling should be done in the presence of the importer or his representative". Circular No. 43/2017-Cus requires the standard sampling technique prescribed by the concerned laboratory to be followed. Each of these instructions has been breached. Departmental circulars are binding upon the Revenue and the Respondents cannot act in defiance of them.</w:t>
       </w:r>
     </w:p>
     <w:p>
@@ -2596,7 +2607,7 @@
         <w:rPr>
           <w:b w:val="0"/>
         </w:rPr>
-        <w:t>15.  Balance of convenience and irreparable injury. The Petitioner is an MSME handling the goods of a foreign client. Continued detention attracts demurrage, ground rent and custodian charges, exposes the Petitioner to claims from its client, and damages its commercial reputation, whereas no prejudice whatsoever is caused to the Revenue by permitting stock transfer into a bonded FTWZ unit under Customs control, where the goods remain fully available for examination, testing and, if warranted, seizure.</w:t>
+        <w:t>15.  The same line of business of the same Petitioner cannot be made the subject of investigation over and over again, by one formation after another. The Special Intelligence and Investigation Branch has detained the Petitioner's consignments of the identical commodity on an earlier occasion, and eighteen identical consignments have been examined, sampled, tested and cleared; the very question now sought to be reopened has already been answered by the Department's own laboratory. The Petitioner is now called upon to face, simultaneously, two separate formations of the same Department acting on the same commodity, the same supplier, the same classification and the same alleged issue: the officers of Respondent No. 1 at the Air Cargo Complex detained the consignment covered by Bill of Entry No. 2875354 dated 01.08.2026 and drew samples from it on 07.08.2026, and the officers of the Special Intelligence and Investigation Branch of the Chennai-III (Preventive) Commissionerate independently detained the Petitioner's second consignment lying in its Free Trade Warehousing Zone unit, drew samples from it and recorded a statement under Section 108 on 10.08.2026, in respect of which a separate Writ Petition is being filed. An importer deals with the Department as a single entity. The Union of India acts through its officers but it is one respondent, and the view taken by the Department is the view of the Department and not the private opinion of the individual officer who happens to hold the file. Successive and parallel investigations into the same line of business, each begun afresh as though nothing had gone before, are the very definition of harassment and are arbitrary within the meaning of Article 14, and they defeat the Petitioner's right under Article 19(1)(g) to carry on its business.</w:t>
       </w:r>
     </w:p>
     <w:p>
@@ -2608,7 +2619,55 @@
         <w:rPr>
           <w:b w:val="0"/>
         </w:rPr>
-        <w:t>16.  No efficacious alternative remedy exists. There is no appealable order. There is nothing in writing to appeal against, which is precisely the vice complained of, and the Petitioner cannot be left remediless merely because the Respondents have chosen not to reduce their action to writing.</w:t>
+        <w:t>16.  The impugned action is contrary to the Board's own binding discipline governing investigation. Instruction No. 27/2024-Customs dated 01.11.2024 (F. No. 394/39(14)/2018-Commr.(Inv.-Cus.)), issued for the very category of commercial intelligence or fraud cases into which the present allegation falls, provides in paragraph 2.1 that "Within the jurisdiction of the Commissionerate, the Commissioner is responsible for developing and approving any intelligence, investigation and its completion. Each investigation must be initiated only after the approval of the Commissioner", and that such investigation "must reach the earliest conclusion which is normally not more than one year". Paragraph 2.2 requires the intelligence to be analysed beforehand against "available data, technical literature, prevalent industry practice, judicial pronouncements, extant legal framework, precedence etc.", so that information is sought holistically at the first instance, "which is an important factor in minimizing interface with the importer/exporter". Paragraph 2.3 requires expressly that the analysis "should extend to checking open-source information and the entries in DIGIT and DIN in terms of the existing investigations related to the same entity and also if an investigation on the same issue exists". Paragraph 2.5 requires that documents be sought "preferably by writing letter", that the time frame for appearance be "reasonable and keeping in view the mode of communication of the letter/summon", that the relevancy and propriety of what is sought be recorded on the e-file "so as not to have repeated issuance of letter/summons or seeking of piecemeal information", that each content of the summons have "prior reasoned approval (of officer not below Dy/Asst. Commissioner level)", that any statement recorded and any panchnama or mahazar be uploaded to the same e-office file and submitted to the Additional or Joint Commissioner "within 4 working days", that the letter or summons "disclose the specific nature of the inquiry" because "vague (or general) expressions must be avoided", and that "Issuing letter/summons with context or content akin to a fishing inquiry is not acceptable". Not one of these requirements is shown to have been met: there is no Commissioner's approval on record, no reasoned approval for the summons, no disclosure of the specific inquiry, no ascertainment of the concurrent investigation by the other formation although both are recorded on DIN and DIGIT, and no record of the sampling or of the statement. Board instructions bind the Revenue and an act done in the teeth of them cannot stand.</w:t>
+      </w:r>
+    </w:p>
+    <w:p>
+      <w:pPr>
+        <w:ind w:left="576" w:hanging="576"/>
+        <w:jc w:val="both"/>
+      </w:pPr>
+      <w:r>
+        <w:rPr>
+          <w:b w:val="0"/>
+        </w:rPr>
+        <w:t>17.  The Department must speak with one voice, and having accepted the Petitioner's classification and valuation in the identical transactions, it cannot reverse itself consignment by consignment. "We cannot permit the Revenue to take a different stand in this case": Birla Corporation Ltd. v. Commissioner of Central Excise, (2005) 6 S.C.C. 95, where the Hon'ble Supreme Court held that the Revenue, having taken a conscious decision to accept a principle, cannot be "permitted to take the opposite stand in this case. If we were to permit them to do so, the law will be in a state of confusion and will place the authorities as well as the assessees in a quandary"; see also Damodar J. Malpani v. Collector of Central Excise, 2002 (146) E.L.T. 483 (S.C.). The same principle has been applied to hold that where several formations of the indirect tax administration proceed concurrently against the same assessee on inter-related transactions, the investigation must be consolidated before the authority which acted first, and the remaining formations must forward their material to it: Vivek Narsaria v. State of Jharkhand, W.P.(T) No. 4491 of 2023, judgment of the High Court of Jharkhand dated 15.01.2024 (arising under the enactments relating to goods and services tax, and relied upon for the principle). Further, an assessment, including a self-assessment, is an order which binds the Department until it is set aside in appeal or reviewed by the authority competent to do so, and it cannot be circumvented collaterally by another officer: ITC Ltd. v. Commissioner of Central Excise, Kolkata-IV, (2019) 17 S.C.C. 46; Priya Blue Industries Ltd. v. Commissioner of Customs (Preventive), (2005) 10 S.C.C. 433.</w:t>
+      </w:r>
+    </w:p>
+    <w:p>
+      <w:pPr>
+        <w:ind w:left="576" w:hanging="576"/>
+        <w:jc w:val="both"/>
+      </w:pPr>
+      <w:r>
+        <w:rPr>
+          <w:b w:val="0"/>
+        </w:rPr>
+        <w:t>18.  Even on the Respondents' own case, the goods could not be held where they are, and Section 49 of the Customs Act, 1962 furnished the only lawful course. Section 49, as substituted by Section 102 of the Finance Act, 2017, provides that where "in the case of any imported goods, whether dutiable or not, entered for home consumption, the Assistant Commissioner of Customs or Deputy Commissioner of Customs is satisfied on the application of the importer that the goods cannot be cleared within a reasonable time", or where imported dutiable goods entered for warehousing "cannot be removed for deposit in a warehouse within a reasonable time", "the goods may pending clearance or removal, as the case may be, be permitted to be stored in a public warehouse for a period not exceeding thirty days", extendable by the Principal Commissioner or Commissioner "for a further period not exceeding thirty days at a time". Circular No. 84/95-Cus. dated 25.07.1995 requires precisely this course to be adopted so that detained cargo does not lie at the port. In Exim Incorporation v. Union of India the petitioner's request for warehousing of the goods under Section 49 was, as the Division Bench recorded, "also not responded to", and the continued holding of the consignments was held to be the first of two illegalities. The Respondents here have neither cleared the goods, nor seized them under Section 110, nor passed any order under Section 49, nor answered the Petitioner's request; they have simply held them. The Petitioner is in any event entitled to a direction that, if the goods are not released, they be dealt with only in the manner the statute permits.</w:t>
+      </w:r>
+    </w:p>
+    <w:p>
+      <w:pPr>
+        <w:ind w:left="576" w:hanging="576"/>
+        <w:jc w:val="both"/>
+      </w:pPr>
+      <w:r>
+        <w:rPr>
+          <w:b w:val="0"/>
+        </w:rPr>
+        <w:t>19.  Balance of convenience and irreparable injury. The Petitioner is an MSME handling the goods of a foreign client. Continued detention attracts demurrage, ground rent and custodian charges, exposes the Petitioner to claims from its client, and damages its commercial reputation, whereas no prejudice whatsoever is caused to the Revenue by permitting stock transfer into a bonded FTWZ unit under Customs control, where the goods remain fully available for examination, testing and, if warranted, seizure.</w:t>
+      </w:r>
+    </w:p>
+    <w:p>
+      <w:pPr>
+        <w:ind w:left="576" w:hanging="576"/>
+        <w:jc w:val="both"/>
+      </w:pPr>
+      <w:r>
+        <w:rPr>
+          <w:b w:val="0"/>
+        </w:rPr>
+        <w:t>20.  No efficacious alternative remedy exists. There is no appealable order. There is nothing in writing to appeal against, which is precisely the vice complained of, and the Petitioner cannot be left remediless merely because the Respondents have chosen not to reduce their action to writing.</w:t>
       </w:r>
     </w:p>
     <w:p/>
@@ -6042,7 +6101,7 @@
               <w:rPr>
                 <w:sz w:val="22"/>
               </w:rPr>
-              <w:t>Certified or official copies of the authorities relied upon</w:t>
+              <w:t>Instruction No. 27/2024-Customs dated 01.11.2024 (F. No. 394/39(14)/2018-Commr.(Inv.-Cus.))</w:t>
             </w:r>
           </w:p>
         </w:tc>
@@ -6060,7 +6119,7 @@
               <w:rPr>
                 <w:sz w:val="22"/>
               </w:rPr>
-              <w:t>Union of India v. Jatin Ahuja (SC, 11.09.2025); Jatinder Kumar Sachdeva v. Union of India (Del., 08.12.2016); Exim Incorporation v. Union of India (Bom., 09.12.2020); S.J. Fabrics Pvt. Ltd. v. Union of India (Cal., 19.04.2011); Om Udyog v. Union of India (P and H, 14.05.2010); Principal Commissioner of Customs-III (SIIB) v. B.V. Leathers (Mad., 19.09.2017); J.K. Exim v. Principal Commissioner of Customs, W.P. No. 36866 of 2016 (Mad., 19.01.2017), 2017 (348) E.L.T. 612 (Mad.); Hi Rexine v. Additional Commissioner of Customs (SEZ-FTWZ), W.P. No. 28694 of 2025 (Mad., 23.09.2025); Nova Enterprises v. Additional Commissioner of Customs (SEZ-FTWZ), W.P. No. 29074 of 2025 (Mad., 23.09.2025); A.R. Fabrics Pvt. Ltd. v. Principal Commissioner of Customs, W.P. No. 26414 of 2025 (Mad., 26.09.2025); Navshakti Industries, 2011 (269) ELT (A-146) (SC); Hi Rexine v. Deputy Director, DRI, W.P. No. 15944 of 2025 (Mad., 02.06.2025); Hi Rexine v. Additional Commissioner of Customs (SEZ-FTWZ), W.P. No. 28694 of 2025 (Mad., 23.09.2025); W.P. No. 32472 of 2025 (Mad., 18.09.2025); Green Line v. Commissioner of Customs, Chennai-IV, 2016 (340) E.L.T. 140 (Mad.), affirmed in W.A. No. 1243 of 2016 (25.10.2016); Commissioner of Customs v. Sri Venkateshwara Paper Boards, 2022 (379) E.L.T. 310 (Mad.); Navshakti Industries Pvt. Ltd. v. Commissioner of Customs, Delhi, 2011 (267) E.L.T. 483 (Del.), affirmed 2011 (269) E.L.T. (A-146) (SC)</w:t>
+              <w:t>Board's guidelines on investigation in commercial intelligence cases - Commissioner's approval, DIGIT/DIN check for an existing investigation on the same entity and issue, reasoned approval for summons, upload of statement and mahazar within four working days</w:t>
             </w:r>
           </w:p>
         </w:tc>
@@ -6081,6 +6140,174 @@
                 <w:sz w:val="22"/>
               </w:rPr>
               <w:t>9.</w:t>
+            </w:r>
+          </w:p>
+        </w:tc>
+        <w:tc>
+          <w:tcPr>
+            <w:tcW w:type="dxa" w:w="3744"/>
+          </w:tcPr>
+          <w:p>
+            <w:pPr>
+              <w:spacing w:line="240" w:lineRule="auto" w:after="0"/>
+              <w:jc w:val="center"/>
+            </w:pPr>
+            <w:r/>
+            <w:r>
+              <w:rPr>
+                <w:sz w:val="22"/>
+              </w:rPr>
+              <w:t>Circular No. 01/2011-Cus. dated 04.01.2011 and Circular No. 84/95-Cus. dated 25.07.1995</w:t>
+            </w:r>
+          </w:p>
+        </w:tc>
+        <w:tc>
+          <w:tcPr>
+            <w:tcW w:type="dxa" w:w="4176"/>
+          </w:tcPr>
+          <w:p>
+            <w:pPr>
+              <w:spacing w:line="240" w:lineRule="auto" w:after="0"/>
+              <w:jc w:val="center"/>
+            </w:pPr>
+            <w:r/>
+            <w:r>
+              <w:rPr>
+                <w:sz w:val="22"/>
+              </w:rPr>
+              <w:t>Seizure only on reason to believe, detention for testing to be kept to the minimum and reported beyond three days, and detained cargo to be warehoused under Section 49</w:t>
+            </w:r>
+          </w:p>
+        </w:tc>
+      </w:tr>
+      <w:tr>
+        <w:tc>
+          <w:tcPr>
+            <w:tcW w:type="dxa" w:w="720"/>
+          </w:tcPr>
+          <w:p>
+            <w:pPr>
+              <w:spacing w:line="240" w:lineRule="auto" w:after="0"/>
+              <w:jc w:val="center"/>
+            </w:pPr>
+            <w:r/>
+            <w:r>
+              <w:rPr>
+                <w:sz w:val="22"/>
+              </w:rPr>
+              <w:t>10.</w:t>
+            </w:r>
+          </w:p>
+        </w:tc>
+        <w:tc>
+          <w:tcPr>
+            <w:tcW w:type="dxa" w:w="3744"/>
+          </w:tcPr>
+          <w:p>
+            <w:pPr>
+              <w:spacing w:line="240" w:lineRule="auto" w:after="0"/>
+              <w:jc w:val="center"/>
+            </w:pPr>
+            <w:r/>
+            <w:r>
+              <w:rPr>
+                <w:sz w:val="22"/>
+              </w:rPr>
+              <w:t>Records of the earlier detention of the Petitioner's consignments of the identical commodity by the Special Intelligence and Investigation Branch</w:t>
+            </w:r>
+          </w:p>
+        </w:tc>
+        <w:tc>
+          <w:tcPr>
+            <w:tcW w:type="dxa" w:w="4176"/>
+          </w:tcPr>
+          <w:p>
+            <w:pPr>
+              <w:spacing w:line="240" w:lineRule="auto" w:after="0"/>
+              <w:jc w:val="center"/>
+            </w:pPr>
+            <w:r/>
+            <w:r>
+              <w:rPr>
+                <w:sz w:val="22"/>
+              </w:rPr>
+              <w:t>To be obtained from Counsel's file - date of detention, formation, test reports and the manner in which it was closed, in support of the ground on repeated investigation</w:t>
+            </w:r>
+          </w:p>
+        </w:tc>
+      </w:tr>
+      <w:tr>
+        <w:tc>
+          <w:tcPr>
+            <w:tcW w:type="dxa" w:w="720"/>
+          </w:tcPr>
+          <w:p>
+            <w:pPr>
+              <w:spacing w:line="240" w:lineRule="auto" w:after="0"/>
+              <w:jc w:val="center"/>
+            </w:pPr>
+            <w:r/>
+            <w:r>
+              <w:rPr>
+                <w:sz w:val="22"/>
+              </w:rPr>
+              <w:t>11.</w:t>
+            </w:r>
+          </w:p>
+        </w:tc>
+        <w:tc>
+          <w:tcPr>
+            <w:tcW w:type="dxa" w:w="3744"/>
+          </w:tcPr>
+          <w:p>
+            <w:pPr>
+              <w:spacing w:line="240" w:lineRule="auto" w:after="0"/>
+              <w:jc w:val="center"/>
+            </w:pPr>
+            <w:r/>
+            <w:r>
+              <w:rPr>
+                <w:sz w:val="22"/>
+              </w:rPr>
+              <w:t>Certified or official copies of the authorities relied upon</w:t>
+            </w:r>
+          </w:p>
+        </w:tc>
+        <w:tc>
+          <w:tcPr>
+            <w:tcW w:type="dxa" w:w="4176"/>
+          </w:tcPr>
+          <w:p>
+            <w:pPr>
+              <w:spacing w:line="240" w:lineRule="auto" w:after="0"/>
+              <w:jc w:val="center"/>
+            </w:pPr>
+            <w:r/>
+            <w:r>
+              <w:rPr>
+                <w:sz w:val="22"/>
+              </w:rPr>
+              <w:t>Union of India v. Jatin Ahuja (SC, 11.09.2025); Jatinder Kumar Sachdeva v. Union of India (Del., 08.12.2016); Om Udyog v. Union of India, 2010 (254) E.L.T. 547 (P&amp;H); Birla Corporation Ltd. v. CCE, (2005) 6 S.C.C. 95; ITC Ltd. v. CCE, Kolkata-IV, (2019) 17 S.C.C. 46; Priya Blue Industries Ltd. v. CC (Preventive), (2005) 10 S.C.C. 433; Vivek Narsaria v. State of Jharkhand (Jhar., 15.01.2024); Exim Incorporation v. Union of India (Bom., 09.12.2020); S.J. Fabrics Pvt. Ltd. v. Union of India (Cal., 19.04.2011); Om Udyog v. Union of India (P and H, 14.05.2010); Principal Commissioner of Customs-III (SIIB) v. B.V. Leathers (Mad., 19.09.2017); J.K. Exim v. Principal Commissioner of Customs, W.P. No. 36866 of 2016 (Mad., 19.01.2017), 2017 (348) E.L.T. 612 (Mad.); Hi Rexine v. Additional Commissioner of Customs (SEZ-FTWZ), W.P. No. 28694 of 2025 (Mad., 23.09.2025); Nova Enterprises v. Additional Commissioner of Customs (SEZ-FTWZ), W.P. No. 29074 of 2025 (Mad., 23.09.2025); A.R. Fabrics Pvt. Ltd. v. Principal Commissioner of Customs, W.P. No. 26414 of 2025 (Mad., 26.09.2025); Navshakti Industries, 2011 (269) ELT (A-146) (SC); Hi Rexine v. Deputy Director, DRI, W.P. No. 15944 of 2025 (Mad., 02.06.2025); Hi Rexine v. Additional Commissioner of Customs (SEZ-FTWZ), W.P. No. 28694 of 2025 (Mad., 23.09.2025); W.P. No. 32472 of 2025 (Mad., 18.09.2025); Green Line v. Commissioner of Customs, Chennai-IV, 2016 (340) E.L.T. 140 (Mad.), affirmed in W.A. No. 1243 of 2016 (25.10.2016); Commissioner of Customs v. Sri Venkateshwara Paper Boards, 2022 (379) E.L.T. 310 (Mad.); Navshakti Industries Pvt. Ltd. v. Commissioner of Customs, Delhi, 2011 (267) E.L.T. 483 (Del.), affirmed 2011 (269) E.L.T. (A-146) (SC)</w:t>
+            </w:r>
+          </w:p>
+        </w:tc>
+      </w:tr>
+      <w:tr>
+        <w:tc>
+          <w:tcPr>
+            <w:tcW w:type="dxa" w:w="720"/>
+          </w:tcPr>
+          <w:p>
+            <w:pPr>
+              <w:spacing w:line="240" w:lineRule="auto" w:after="0"/>
+              <w:jc w:val="center"/>
+            </w:pPr>
+            <w:r/>
+            <w:r>
+              <w:rPr>
+                <w:sz w:val="22"/>
+              </w:rPr>
+              <w:t>12.</w:t>
             </w:r>
           </w:p>
         </w:tc>

--- a/drafts/Aaapurti_Writ_1_AirCargo_SIIB.docx
+++ b/drafts/Aaapurti_Writ_1_AirCargo_SIIB.docx
@@ -2307,7 +2307,7 @@
         <w:rPr>
           <w:b w:val="0"/>
         </w:rPr>
-        <w:t>6.  On 01.08.2026, the Petitioner filed Z-type Bill of Entry No. 2875354 dated 01.08.2026 on behalf of its client M/s Gemtec Jewellery FZE, UAE, the said Bill of Entry being one filed under Rule 29 of the SEZ Rules, 2006 read with the Bill of Entry (Electronic Integrated Declaration and Paperless Processing) Regulations, 2018 notified vide Notification No. 36/2018-Customs (N.T.) dated 11.05.2018 (G.S.R. 447(E)), on the Indian Customs Electronic Gateway (ICEGATE), the filing of Bills of Entry by units in non-IT/ITES Special Economic Zones and Free Trade Warehousing Zones having been migrated to ICEGATE with effect from 01.07.2024 by the Ministry of Commerce and Industry, Department of Commerce (SEZ Division), letter No. J.16/3/2007-SEZ Vol-V dated 22.06.2024 and the clarification of even number dated 29.06.2024, under which the 'Z' type Bill of Entry is the document prescribed for import of goods into such a Zone, in respect of a consignment of Blister Copper weighing 414.556 kgs of a declared value of Rs. 8,32,51,039.90, for stock transfer of the said goods from the Air Cargo Complex, Chennai to the Petitioner's FTWZ unit under the Customs warehousing procedure and the SEZ Act, 2005. The proper officer, in terms of Section 48 of the Customs Act, 1962 read with Rule 29(2) of the SEZ Rules, 2006, has already assessed the said Bill of Entry, and a copy of the assessed Bill of Entry was made available to the Petitioner on 01.08.2026. The goods are not cleared for home consumption and no duty arises at this stage.</w:t>
+        <w:t>6.  The Petitioner's unit is established under a Letter of Approval issued by the Development Commissioner, MEPZ Special Economic Zone, bearing F.No. 08/45/2025-NDR FTWZ-SEZ dated 22.10.2025, pursuant to the decision of the Unit Approval Committee (2025-2026 Series) taken in its meeting held on 22.10.2025, whereby the Development Commissioner was "pleased to extend to you all the facilities and entitlements admissible to a unit in a Special Economic Zone" for "the establishment of your new Unit at Warehouse No.12, Part-G, in NDR Free Trade Warehousing Zone, Nandiambakkam Port Road, Nandiambakkam Village, Minjur Panchayat Tiruvallur District in the State of Tamil Nadu", the authorised operations being "Warehousing and Logistics Service including Permissible Value Added Services under SEZ Act 2005 and SEZ Rules 2006", and condition (iv) whereof expressly permits the Petitioner to "import or procure from the Domestic Tariff Area all the items required for your authorized operations under this approval, except those prohibited under the ITC (HS) Classifications of Export and import items". Blister Copper of Heading 7402 is not a prohibited item. The said Letter of Approval was endorsed to "The Specified Officer, Chennai-IV" and to "The Authorised Officer, NDR Infrastructure Free Trade Warehousing Zone, Ponneri, Tiruvallur District", who are the officers charged under the SEZ Act, 2005 and the SEZ Rules, 2006 with the examination, assessment and supervision of the Petitioner's imports. A copy of the Letter of Approval is filed herewith.</w:t>
       </w:r>
     </w:p>
     <w:p>
@@ -2319,7 +2319,7 @@
         <w:rPr>
           <w:b w:val="0"/>
         </w:rPr>
-        <w:t>7.  The goods in question are Blister Copper of Heading 7402. The small quantity of gold naturally present in Blister Copper accounts for the declared value, and this is fully supported by the test report filed along with the Bill of Entry. The goods are imported for the purpose of further refining.</w:t>
+        <w:t>7.  On 01.08.2026, the Petitioner filed Z-type Bill of Entry No. 2875354 dated 01.08.2026 on behalf of its client M/s Gemtec Jewellery FZE, UAE, the said Bill of Entry being one filed under Rule 29 of the SEZ Rules, 2006 read with the Bill of Entry (Electronic Integrated Declaration and Paperless Processing) Regulations, 2018 notified vide Notification No. 36/2018-Customs (N.T.) dated 11.05.2018 (G.S.R. 447(E)), on the Indian Customs Electronic Gateway (ICEGATE), the filing of Bills of Entry by units in non-IT/ITES Special Economic Zones and Free Trade Warehousing Zones having been migrated to ICEGATE with effect from 01.07.2024 by the Ministry of Commerce and Industry, Department of Commerce (SEZ Division), letter No. J.16/3/2007-SEZ Vol-V dated 22.06.2024 and the clarification of even number dated 29.06.2024, under which the 'Z' type Bill of Entry is the document prescribed for import of goods into such a Zone, in respect of a consignment of Blister Copper weighing 414.556 kgs of a declared value of Rs. 8,32,51,039.90, for stock transfer of the said goods from the Air Cargo Complex, Chennai to the Petitioner's FTWZ unit under the Customs warehousing procedure and the SEZ Act, 2005. The proper officer, in terms of Section 48 of the Customs Act, 1962 read with Rule 29(2) of the SEZ Rules, 2006, has already assessed the said Bill of Entry, and a copy of the assessed Bill of Entry was made available to the Petitioner on 01.08.2026. The goods are not cleared for home consumption and no duty arises at this stage.</w:t>
       </w:r>
     </w:p>
     <w:p>
@@ -2331,7 +2331,7 @@
         <w:rPr>
           <w:b w:val="0"/>
         </w:rPr>
-        <w:t>8.  The clearance of this very commodity is governed by the Standard Operating Procedure issued by MEPZ Special Economic Zone, Chennai, titled "Standard Operating Procedure (SOP) - Clearance of Blister Copper under CTH 7402" bearing F.No. MEPZ-MSM043(C)/226/2025-SEZ Chennai (e-file No. I/131691/2026), a copy whereof is filed herewith. The said SOP declares its own object to be "to prescribe the procedure for examination, sampling, testing, and clearance of imported Blister Copper classified under Customs Tariff Heading (CTH) 7402", and its scope to extend to "all consignments of Blister Copper imported and declared under CTH 7402 and cleared after warehousing provisions under Z Bill filing and subsequent T Bill clearance" - that is to say, precisely the present consignment. The material stipulations of the SOP are these: (i) by clause 3(a), "the imported goods shall be subjected to 100% examination at the time of warehousing", and by clause 3(b) that examination is to be conducted by "the Authorised Officer (Examination Role)", who is to verify the description, the quantity and packing, the marks and identification particulars of the packages and the physical particulars of the goods; (ii) by clause 4(a), "sampling shall be conducted at the time of warehousing examination"; by clause 4(b), "three (03) sets of representative samples covering all packages/lots shall be drawn in tamper-proof sampling bags/containers"; by clause 4(c), "sampling shall be carried out strictly in accordance with the Sampling Procedure/Standing Instructions issued by Chennai Customs from time to time"; and by clause 4(d), "proper sample identification marks, seal numbers, Bill of Entry details, and package references shall be recorded in the examination report"; (iii) by clause 5, the first set is to be forwarded to CRCL, Chennai for chemical analysis by the "Fire Assay Test (Cupellation Method)" recognised under BIS standard IS 1418 and ISO 11426, the second set is to be forwarded simultaneously to a NABL-accredited metallurgical laboratory having Fire Assay facility, and the third set is "retained by the Authorised Officer under safe custody for future reference, dispute resolution, audit, or adjudication purposes"; (iv) by clause 6(c), "the Out of Charge (OOC) of the Z Bill of Entry may be granted after receipt and verification of the test report from either CRCL, Chennai or NABL-accredited, whichever is received earlier", and by clause 6(d) the T Bill of Entry for clearance into the domestic tariff area is filed thereafter; (v) by clause 7, where the two laboratory reports are contradictory on material parameters, the retained third sample is sent for re-testing to a referral government laboratory, and only thereafter is action "regarding assessment, reassessment, adjudication, or review" contemplated; and (vi) by clause 10, "any deviation from this SOP shall be subject to approval of the competent authority with reasons recorded in writing". The SOP therefore itself provides, in terms, that examination and sampling of Blister Copper under CTH 7402 are to take place at the time of warehousing, at the hands of the Authorised Officer, with records made in the examination report, and that the goods travel into the warehouse first and are tested thereafter. Any doubt as to the metal content of the present consignment is fully answered by the SOP's own mechanism of two parallel Fire Assay tests and a third retained sample, and not one of the Respondents is prejudiced by the goods being permitted to move into the Petitioner's Free Trade Warehousing Zone unit for that very purpose.</w:t>
+        <w:t>8.  The goods in question are Blister Copper of Heading 7402. The small quantity of gold naturally present in Blister Copper accounts for the declared value, and this is fully supported by the test report filed along with the Bill of Entry. The goods are imported for the purpose of further refining.</w:t>
       </w:r>
     </w:p>
     <w:p>
@@ -2343,7 +2343,7 @@
         <w:rPr>
           <w:b w:val="0"/>
         </w:rPr>
-        <w:t>9.  It is further submitted that one of the earlier consignments referred to in paragraph 5 above, namely that covered by Bill of Entry No. 7173539 dated 29.01.2026, was itself examined by Respondent No. 1. On the instructions of the Directorate of Revenue Intelligence, New Delhi, six samples were drawn at the Petitioner's unit on 05.02.2026 under F.No. 1162/NDR FTWZ 25-26 and were tested by the Custom House Laboratory, Chennai vide Lab Nos. 9319 to 9324-MEPZ dated 06.02.2026. The said reports confirmed the goods to be Blister Copper, being predominantly copper with zinc, nickel, iron and naturally occurring gold, and the goods were thereafter released to the Petitioner's unit. The issue now sought to be raised by Respondent No. 1 is therefore no longer res integra even on the Respondents' own records.</w:t>
+        <w:t>9.  The clearance of this very commodity is governed by the Standard Operating Procedure issued by MEPZ Special Economic Zone, Chennai, titled "Standard Operating Procedure (SOP) - Clearance of Blister Copper under CTH 7402" bearing F.No. MEPZ-MSM043(C)/226/2025-SEZ Chennai (e-file No. I/131691/2026), a copy whereof is filed herewith. The said SOP declares its own object to be "to prescribe the procedure for examination, sampling, testing, and clearance of imported Blister Copper classified under Customs Tariff Heading (CTH) 7402", and its scope to extend to "all consignments of Blister Copper imported and declared under CTH 7402 and cleared after warehousing provisions under Z Bill filing and subsequent T Bill clearance" - that is to say, precisely the present consignment. The material stipulations of the SOP are these: (i) by clause 3(a), "the imported goods shall be subjected to 100% examination at the time of warehousing", and by clause 3(b) that examination is to be conducted by "the Authorised Officer (Examination Role)", who is to verify the description, the quantity and packing, the marks and identification particulars of the packages and the physical particulars of the goods; (ii) by clause 4(a), "sampling shall be conducted at the time of warehousing examination"; by clause 4(b), "three (03) sets of representative samples covering all packages/lots shall be drawn in tamper-proof sampling bags/containers"; by clause 4(c), "sampling shall be carried out strictly in accordance with the Sampling Procedure/Standing Instructions issued by Chennai Customs from time to time"; and by clause 4(d), "proper sample identification marks, seal numbers, Bill of Entry details, and package references shall be recorded in the examination report"; (iii) by clause 5, the first set is to be forwarded to CRCL, Chennai for chemical analysis by the "Fire Assay Test (Cupellation Method)" recognised under BIS standard IS 1418 and ISO 11426, the second set is to be forwarded simultaneously to a NABL-accredited metallurgical laboratory having Fire Assay facility, and the third set is "retained by the Authorised Officer under safe custody for future reference, dispute resolution, audit, or adjudication purposes"; (iv) by clause 6(c), "the Out of Charge (OOC) of the Z Bill of Entry may be granted after receipt and verification of the test report from either CRCL, Chennai or NABL-accredited, whichever is received earlier", and by clause 6(d) the T Bill of Entry for clearance into the domestic tariff area is filed thereafter; (v) by clause 7, where the two laboratory reports are contradictory on material parameters, the retained third sample is sent for re-testing to a referral government laboratory, and only thereafter is action "regarding assessment, reassessment, adjudication, or review" contemplated; and (vi) by clause 10, "any deviation from this SOP shall be subject to approval of the competent authority with reasons recorded in writing". The SOP therefore itself provides, in terms, that examination and sampling of Blister Copper under CTH 7402 are to take place at the time of warehousing, at the hands of the Authorised Officer, with records made in the examination report, and that the goods travel into the warehouse first and are tested thereafter. Any doubt as to the metal content of the present consignment is fully answered by the SOP's own mechanism of two parallel Fire Assay tests and a third retained sample, and not one of the Respondents is prejudiced by the goods being permitted to move into the Petitioner's Free Trade Warehousing Zone unit for that very purpose.</w:t>
       </w:r>
     </w:p>
     <w:p>
@@ -2355,7 +2355,7 @@
         <w:rPr>
           <w:b w:val="0"/>
         </w:rPr>
-        <w:t>10.  Notwithstanding the aforesaid, and despite the Bill of Entry dated 01.08.2026 having been duly assessed by the competent authority, the officers of Respondent No. 1 have detained the subject consignment without issuing any formal written communication, without any seizure memo and without furnishing any reason whatsoever for such action. The Petitioner has been left entirely in the dark as to the authority under which, and the grounds on which, its goods are being withheld. The consignment continues, as on date, to lie in the custody of the custodian at the Air Cargo Complex, Chennai, and has not been permitted to be moved to the Petitioner's Free Trade Warehousing Zone unit notwithstanding the assessed Bill of Entry, with demurrage, ground rent and custodian charges accruing throughout.</w:t>
+        <w:t>10.  It is further submitted that one of the earlier consignments referred to in paragraph 5 above, namely that covered by Bill of Entry No. 7173539 dated 29.01.2026, was itself examined by Respondent No. 1. On the instructions of the Directorate of Revenue Intelligence, New Delhi, six samples were drawn at the Petitioner's unit on 05.02.2026 under F.No. 1162/NDR FTWZ 25-26 and were tested by the Custom House Laboratory, Chennai vide Lab Nos. 9319 to 9324-MEPZ dated 06.02.2026. The said reports confirmed the goods to be Blister Copper, being predominantly copper with zinc, nickel, iron and naturally occurring gold, and the goods were thereafter released to the Petitioner's unit. The issue now sought to be raised by Respondent No. 1 is therefore no longer res integra even on the Respondents' own records.</w:t>
       </w:r>
     </w:p>
     <w:p>
@@ -2367,7 +2367,7 @@
         <w:rPr>
           <w:b w:val="0"/>
         </w:rPr>
-        <w:t>11.  It is further submitted that the officers of Respondent No. 1 have also drawn samples from the said consignment for testing on 07.08.2026 without furnishing any sampling memo, panchanama / mahazar or other contemporaneous record evidencing the said action, and this despite repeated oral requests made by the Petitioner. The Petitioner has thus been denied even the elementary safeguard of knowing what quantity was drawn, from which package, in whose presence, and to which laboratory the samples have been forwarded.</w:t>
+        <w:t>11.  Notwithstanding the aforesaid, and despite the Bill of Entry dated 01.08.2026 having been duly assessed by the competent authority, the officers of Respondent No. 1 have detained the subject consignment without issuing any formal written communication, without any seizure memo and without furnishing any reason whatsoever for such action. The Petitioner has been left entirely in the dark as to the authority under which, and the grounds on which, its goods are being withheld. The consignment continues, as on date, to lie in the custody of the custodian at the Air Cargo Complex, Chennai, and has not been permitted to be moved to the Petitioner's Free Trade Warehousing Zone unit notwithstanding the assessed Bill of Entry, with demurrage, ground rent and custodian charges accruing throughout.</w:t>
       </w:r>
     </w:p>
     <w:p>
@@ -2379,7 +2379,7 @@
         <w:rPr>
           <w:b w:val="0"/>
         </w:rPr>
-        <w:t>12.  It is submitted, by way of disclosure, that officers of the Special Intelligence and Investigation Branch of the Chennai-III (Preventive) Commissionerate have, by a separate and later action taken on 10.08.2026, detained the stock of Blister Copper lying warehoused in the Petitioner's Free Trade Warehousing Zone unit and drawn samples therefrom, in respect of which the Petitioner has filed a separate Writ Petition before this Hon'ble Court. The present Writ Petition is confined to the consignment covered by Bill of Entry No. 2875354 dated 01.08.2026, which continues to lie at the Air Cargo Complex, Chennai, and to the drawal of samples therefrom on 07.08.2026.</w:t>
+        <w:t>12.  It is further submitted that the officers of Respondent No. 1 have also drawn samples from the said consignment for testing on 07.08.2026 without furnishing any sampling memo, panchanama / mahazar or other contemporaneous record evidencing the said action, and this despite repeated oral requests made by the Petitioner. The Petitioner has thus been denied even the elementary safeguard of knowing what quantity was drawn, from which package, in whose presence, and to which laboratory the samples have been forwarded.</w:t>
       </w:r>
     </w:p>
     <w:p>
@@ -2391,7 +2391,7 @@
         <w:rPr>
           <w:b w:val="0"/>
         </w:rPr>
-        <w:t>13.  Respondent No. 1 is a necessary and proper party to this Writ Petition, being the authority whose officers have detained the subject consignment without any written order and have drawn samples therefrom on 07.08.2026 without any panchanama, mahazar or sampling memo, and the relief of release is sought directly against it. Respondent No. 2 is a necessary and proper party, being the Commissionerate in whose jurisdiction the consignment continues to lie in the custody of the custodian at the Air Cargo Complex. Respondent No. 3 is likewise a necessary and proper party, being the authority administering the MEPZ Special Economic Zone under the Special Economic Zones Act, 2005, the authority under whose control the Petitioner's FTWZ unit and the Authorised Officer / Specified Officer function, and the very authority which has issued the Standard Operating Procedure bearing F.No. MEPZ-MSM043(C)/226/2025-SEZ Chennai governing the clearance of Blister Copper under CTH 7402. No effective relief can be granted to the Petitioner in the absence of Respondent Nos. 1, 2 and 3.</w:t>
+        <w:t>13.  It is submitted, by way of disclosure, that officers of the Special Intelligence and Investigation Branch of the Chennai-III (Preventive) Commissionerate have, by a separate and later action taken on 10.08.2026, detained the stock of Blister Copper lying warehoused in the Petitioner's Free Trade Warehousing Zone unit, being the goods covered by the Petitioner's separate Z-type Bill of Entry No. 2875203 dated 01.08.2026 (395.276 kgs of Blister Copper of an assessable value of Rs. 7,78,55,964.59), and drawn samples therefrom, in respect of which the Petitioner has filed a separate Writ Petition before this Hon'ble Court. The present Writ Petition is confined to the consignment covered by Bill of Entry No. 2875354 dated 01.08.2026, which continues to lie at the Air Cargo Complex, Chennai, and to the drawal of samples therefrom on 07.08.2026.</w:t>
       </w:r>
     </w:p>
     <w:p>
@@ -2403,7 +2403,19 @@
         <w:rPr>
           <w:b w:val="0"/>
         </w:rPr>
-        <w:t>14.  The Petitioner, through its letter dated 09.08.2026 addressed to Respondent No. 1, placed the entire facts on record without prejudice and prayed that the Bill of Entry be allowed for stock transfer of the goods to its FTWZ unit in terms of the annexed SOP, subject to such conditions, bond or undertaking as the said office may deem fit. No response has been received to the said representation and the consignment continues to be detained. The Petitioner is left with no efficacious alternative remedy and is therefore constrained to approach this Hon'ble Court under Article 226 of the Constitution of India.</w:t>
+        <w:t>14.  Respondent No. 1 is a necessary and proper party to this Writ Petition, being the authority whose officers have detained the subject consignment without any written order and have drawn samples therefrom on 07.08.2026 without any panchanama, mahazar or sampling memo, and the relief of release is sought directly against it. Respondent No. 2 is a necessary and proper party, being the Commissionerate in whose jurisdiction the consignment continues to lie in the custody of the custodian at the Air Cargo Complex. Respondent No. 3 is likewise a necessary and proper party, being the authority administering the MEPZ Special Economic Zone under the Special Economic Zones Act, 2005, the authority under whose control the Petitioner's FTWZ unit and the Authorised Officer / Specified Officer function, and the very authority which has issued the Standard Operating Procedure bearing F.No. MEPZ-MSM043(C)/226/2025-SEZ Chennai governing the clearance of Blister Copper under CTH 7402. No effective relief can be granted to the Petitioner in the absence of Respondent Nos. 1, 2 and 3.</w:t>
+      </w:r>
+    </w:p>
+    <w:p>
+      <w:pPr>
+        <w:ind w:left="576" w:hanging="576"/>
+        <w:jc w:val="both"/>
+      </w:pPr>
+      <w:r>
+        <w:rPr>
+          <w:b w:val="0"/>
+        </w:rPr>
+        <w:t>15.  The Petitioner, through its letter dated 09.08.2026 addressed to Respondent No. 1, placed the entire facts on record without prejudice and prayed that the Bill of Entry be allowed for stock transfer of the goods to its FTWZ unit in terms of the annexed SOP, subject to such conditions, bond or undertaking as the said office may deem fit. No response has been received to the said representation and the consignment continues to be detained. The Petitioner is left with no efficacious alternative remedy and is therefore constrained to approach this Hon'ble Court under Article 226 of the Constitution of India.</w:t>
       </w:r>
     </w:p>
     <w:p/>
@@ -3629,6 +3641,7 @@
               <w:rPr>
                 <w:sz w:val="22"/>
               </w:rPr>
+              <w:t>22.10.2025</w:t>
             </w:r>
           </w:p>
         </w:tc>
@@ -3646,7 +3659,7 @@
               <w:rPr>
                 <w:sz w:val="22"/>
               </w:rPr>
-              <w:t>Letter of Approval issued by the Development Commissioner, MEPZ SEZ to the Petitioner as a Free Trade Warehousing Zone unit, and renewals, if any</w:t>
+              <w:t>Letter of Approval issued by the Development Commissioner, MEPZ Special Economic Zone in F.No. 08/45/2025-NDR FTWZ-SEZ to the Petitioner as a unit in the NDR Free Trade Warehousing Zone, Warehouse No.12, Part-G, Nandiambakkam, together with the Petitioner's acceptance of its terms and conditions and renewals, if any</w:t>
             </w:r>
           </w:p>
         </w:tc>
@@ -3684,6 +3697,79 @@
                 <w:sz w:val="22"/>
               </w:rPr>
               <w:t>9.</w:t>
+            </w:r>
+          </w:p>
+        </w:tc>
+        <w:tc>
+          <w:tcPr>
+            <w:tcW w:type="dxa" w:w="1440"/>
+          </w:tcPr>
+          <w:p>
+            <w:pPr>
+              <w:spacing w:line="240" w:lineRule="auto" w:after="0"/>
+              <w:jc w:val="center"/>
+            </w:pPr>
+            <w:r/>
+            <w:r>
+              <w:rPr>
+                <w:sz w:val="22"/>
+              </w:rPr>
+              <w:t>01.08.2026</w:t>
+            </w:r>
+          </w:p>
+        </w:tc>
+        <w:tc>
+          <w:tcPr>
+            <w:tcW w:type="dxa" w:w="5328"/>
+          </w:tcPr>
+          <w:p>
+            <w:pPr>
+              <w:spacing w:line="240" w:lineRule="auto" w:after="0"/>
+              <w:jc w:val="left"/>
+            </w:pPr>
+            <w:r/>
+            <w:r>
+              <w:rPr>
+                <w:sz w:val="22"/>
+              </w:rPr>
+              <w:t>Assessed Z-type Bill of Entry No. 2875203 covering the Petitioner's other consignment of 395.276 kgs of Blister Copper now lying warehoused in the FTWZ unit, filed by way of disclosure of the connected proceeding</w:t>
+            </w:r>
+          </w:p>
+        </w:tc>
+        <w:tc>
+          <w:tcPr>
+            <w:tcW w:type="dxa" w:w="1152"/>
+          </w:tcPr>
+          <w:p>
+            <w:pPr>
+              <w:spacing w:line="240" w:lineRule="auto" w:after="0"/>
+              <w:jc w:val="center"/>
+            </w:pPr>
+            <w:r/>
+            <w:r>
+              <w:rPr>
+                <w:sz w:val="22"/>
+              </w:rPr>
+            </w:r>
+          </w:p>
+        </w:tc>
+      </w:tr>
+      <w:tr>
+        <w:tc>
+          <w:tcPr>
+            <w:tcW w:type="dxa" w:w="720"/>
+          </w:tcPr>
+          <w:p>
+            <w:pPr>
+              <w:spacing w:line="240" w:lineRule="auto" w:after="0"/>
+              <w:jc w:val="center"/>
+            </w:pPr>
+            <w:r/>
+            <w:r>
+              <w:rPr>
+                <w:sz w:val="22"/>
+              </w:rPr>
+              <w:t>10.</w:t>
             </w:r>
           </w:p>
         </w:tc>
@@ -3755,7 +3841,7 @@
               <w:rPr>
                 <w:sz w:val="22"/>
               </w:rPr>
-              <w:t>10.</w:t>
+              <w:t>11.</w:t>
             </w:r>
           </w:p>
         </w:tc>
@@ -3827,7 +3913,7 @@
               <w:rPr>
                 <w:sz w:val="22"/>
               </w:rPr>
-              <w:t>11.</w:t>
+              <w:t>12.</w:t>
             </w:r>
           </w:p>
         </w:tc>
@@ -3900,7 +3986,7 @@
               <w:rPr>
                 <w:sz w:val="22"/>
               </w:rPr>
-              <w:t>12.</w:t>
+              <w:t>13.</w:t>
             </w:r>
           </w:p>
         </w:tc>
@@ -3973,7 +4059,7 @@
               <w:rPr>
                 <w:sz w:val="22"/>
               </w:rPr>
-              <w:t>13.</w:t>
+              <w:t>14.</w:t>
             </w:r>
           </w:p>
         </w:tc>
@@ -4046,7 +4132,7 @@
               <w:rPr>
                 <w:sz w:val="22"/>
               </w:rPr>
-              <w:t>14.</w:t>
+              <w:t>15.</w:t>
             </w:r>
           </w:p>
         </w:tc>
@@ -4119,7 +4205,7 @@
               <w:rPr>
                 <w:sz w:val="22"/>
               </w:rPr>
-              <w:t>15.</w:t>
+              <w:t>16.</w:t>
             </w:r>
           </w:p>
         </w:tc>
@@ -4192,7 +4278,7 @@
               <w:rPr>
                 <w:sz w:val="22"/>
               </w:rPr>
-              <w:t>16.</w:t>
+              <w:t>17.</w:t>
             </w:r>
           </w:p>
         </w:tc>
@@ -4264,7 +4350,7 @@
               <w:rPr>
                 <w:sz w:val="22"/>
               </w:rPr>
-              <w:t>17.</w:t>
+              <w:t>18.</w:t>
             </w:r>
           </w:p>
         </w:tc>
@@ -4337,7 +4423,7 @@
               <w:rPr>
                 <w:sz w:val="22"/>
               </w:rPr>
-              <w:t>18.</w:t>
+              <w:t>19.</w:t>
             </w:r>
           </w:p>
         </w:tc>
@@ -4410,7 +4496,7 @@
               <w:rPr>
                 <w:sz w:val="22"/>
               </w:rPr>
-              <w:t>19.</w:t>
+              <w:t>20.</w:t>
             </w:r>
           </w:p>
         </w:tc>
@@ -4482,7 +4568,7 @@
               <w:rPr>
                 <w:sz w:val="22"/>
               </w:rPr>
-              <w:t>20.</w:t>
+              <w:t>21.</w:t>
             </w:r>
           </w:p>
         </w:tc>
@@ -4554,7 +4640,7 @@
               <w:rPr>
                 <w:sz w:val="22"/>
               </w:rPr>
-              <w:t>21.</w:t>
+              <w:t>22.</w:t>
             </w:r>
           </w:p>
         </w:tc>
@@ -4626,7 +4712,7 @@
               <w:rPr>
                 <w:sz w:val="22"/>
               </w:rPr>
-              <w:t>22.</w:t>
+              <w:t>23.</w:t>
             </w:r>
           </w:p>
         </w:tc>
@@ -4698,7 +4784,7 @@
               <w:rPr>
                 <w:sz w:val="22"/>
               </w:rPr>
-              <w:t>23.</w:t>
+              <w:t>24.</w:t>
             </w:r>
           </w:p>
         </w:tc>
@@ -4771,7 +4857,7 @@
               <w:rPr>
                 <w:sz w:val="22"/>
               </w:rPr>
-              <w:t>24.</w:t>
+              <w:t>25.</w:t>
             </w:r>
           </w:p>
         </w:tc>
@@ -4843,7 +4929,7 @@
               <w:rPr>
                 <w:sz w:val="22"/>
               </w:rPr>
-              <w:t>25.</w:t>
+              <w:t>26.</w:t>
             </w:r>
           </w:p>
         </w:tc>
@@ -4915,7 +5001,7 @@
               <w:rPr>
                 <w:sz w:val="22"/>
               </w:rPr>
-              <w:t>26.</w:t>
+              <w:t>27.</w:t>
             </w:r>
           </w:p>
         </w:tc>
